--- a/word-artigos/O Hexa que Ficou Polarização Política                                                                  By Moacir de Melo.docx
+++ b/word-artigos/O Hexa que Ficou Polarização Política                                                                  By Moacir de Melo.docx
@@ -23,6 +23,16 @@
           <w:lang w:eastAsia="pt-BR"/>
         </w:rPr>
         <w:t xml:space="preserve">O Hexa que Ficou </w:t>
+      </w:r>
+      <w:r>
+        <w:rPr>
+          <w:rFonts w:eastAsia="Times New Roman" w:cstheme="minorHAnsi"/>
+          <w:b/>
+          <w:bCs/>
+          <w:color w:val="1F1F1F"/>
+          <w:lang w:eastAsia="pt-BR"/>
+        </w:rPr>
+        <w:t xml:space="preserve">na </w:t>
       </w:r>
       <w:r>
         <w:rPr>
